--- a/sba_application/08_entity_documents/OA_Amendment_No_1_DRAFT.docx
+++ b/sba_application/08_entity_documents/OA_Amendment_No_1_DRAFT.docx
@@ -260,7 +260,7 @@
               <w:rPr>
                 <w:sz w:val="19"/>
               </w:rPr>
-              <w:t>$250,000 cash (capital contribution, three tranches)</w:t>
+              <w:t>$195,000 cash (capital contribution, two tranches)</w:t>
             </w:r>
           </w:p>
         </w:tc>
@@ -274,7 +274,7 @@
               <w:rPr>
                 <w:sz w:val="19"/>
               </w:rPr>
-              <w:t>19.9%</w:t>
+              <w:t>19.5%</w:t>
             </w:r>
           </w:p>
         </w:tc>
@@ -450,7 +450,7 @@
               <w:rPr>
                 <w:sz w:val="19"/>
               </w:rPr>
-              <w:t>0.3%</w:t>
+              <w:t>0.7%</w:t>
             </w:r>
           </w:p>
         </w:tc>
@@ -969,7 +969,7 @@
           <w:i w:val="0"/>
           <w:sz w:val="21"/>
         </w:rPr>
-        <w:t>5.1 Anti-dilution floor. Section 6.8 (Anti-Dilution Protection) and Section 12.3 (Hard Dilution Floor - Bullard Minimum Interest) of the Original OA are amended so that all references to "twenty percent (20.0%)" as Bullard's floor Percentage Interest are replaced with **"nineteen and nine-tenths percent (19.9%)"**.</w:t>
+        <w:t>5.1 Anti-dilution floor. Section 6.8 (Anti-Dilution Protection) and Section 12.3 (Hard Dilution Floor - Bullard Minimum Interest) of the Original OA are amended so that all references to "twenty percent (20.0%)" as Bullard's floor Percentage Interest are replaced with **"nineteen and one-half percent (19.5%)"**.</w:t>
       </w:r>
     </w:p>
     <w:p>
@@ -1028,7 +1028,7 @@
           <w:i w:val="0"/>
           <w:sz w:val="21"/>
         </w:rPr>
-        <w:t xml:space="preserve">  - The Unissued Pool (0.3%) is excluded from the denominator for voting purposes under Section 2.20, leaving a denominator of 99.7%.</w:t>
+        <w:t xml:space="preserve">  - The Unissued Pool (0.7%) is excluded from the denominator for voting purposes under Section 2.20.</w:t>
       </w:r>
     </w:p>
     <w:p>
@@ -1038,7 +1038,7 @@
           <w:i w:val="0"/>
           <w:sz w:val="21"/>
         </w:rPr>
-        <w:t xml:space="preserve">  - A Prevailing Vote (greater than 50% of outstanding Percentage Interests) requires more than 49.85 of those 99.7 votes.</w:t>
+        <w:t xml:space="preserve">  - Adeline &amp; Lilah, LLC alone holds 39.9% and cannot unilaterally pass a 60% Reserved Matter.</w:t>
       </w:r>
     </w:p>
     <w:p>
@@ -1048,27 +1048,7 @@
           <w:i w:val="0"/>
           <w:sz w:val="21"/>
         </w:rPr>
-        <w:t xml:space="preserve">  - A Reserved Matter requiring 60% under Section 6.2 requires at least 59.82 of those 99.7 votes.</w:t>
-      </w:r>
-    </w:p>
-    <w:p>
-      <w:r>
-        <w:rPr>
-          <w:b w:val="0"/>
-          <w:i w:val="0"/>
-          <w:sz w:val="21"/>
-        </w:rPr>
-        <w:t xml:space="preserve">  - Adeline &amp; Lilah, LLC alone holds 39.9% (40.02% of the denominator) and cannot unilaterally pass a Reserved Matter.</w:t>
-      </w:r>
-    </w:p>
-    <w:p>
-      <w:r>
-        <w:rPr>
-          <w:b w:val="0"/>
-          <w:i w:val="0"/>
-          <w:sz w:val="21"/>
-        </w:rPr>
-        <w:t xml:space="preserve">  - Adeline &amp; Lilah, LLC may pass a Reserved Matter by combining its 39.9% with the votes of any two (2) Equity Grantees (totaling 66.5%) or with Bullard's 19.9% plus the vote of at least one (1) Equity Grantee (totaling 73.1%).</w:t>
+        <w:t xml:space="preserve">  - Adeline &amp; Lilah, LLC may pass a Reserved Matter by combining its 39.9% with the votes of any two (2) Equity Grantees (totaling 66.5%), or with Bullard's 19.5% plus the vote of at least one (1) Equity Grantee (totaling 72.7%).</w:t>
       </w:r>
     </w:p>
     <w:p>
@@ -1107,7 +1087,7 @@
           <w:i w:val="0"/>
           <w:sz w:val="21"/>
         </w:rPr>
-        <w:t>A new Section 3.16 is added to the Original OA as follows: "3.16 Coordination with SBA Closing. The Members acknowledge that the change-of-ownership closing of the Acquired Agency shall be scheduled to occur on or after the date on which Bullard has contributed the full $250,000.00 of the Investor Capital Contribution under Section 3.3 (currently anticipated by the end of July 2026), in order to permit the SBA Loan to disburse with the full equity injection on deposit, as required by SBA SOP 50 10 8. The Manager is authorized to coordinate the CHOW closing date, the SBA Loan disbursement, and Bullard's tranche schedule accordingly."</w:t>
+        <w:t>A new Section 3.16 is added to the Original OA as follows: "3.16 Coordination with SBA Closing. The Members acknowledge that the change-of-ownership closing of the Acquired Agency shall be scheduled to occur on or after the date on which Bullard has contributed the full $195,000.00 of the Investor Capital Contribution under Section 3.3 (currently anticipated by the end of July 2026), in order to permit the SBA Loan to disburse with the full equity injection on deposit, as required by SBA SOP 50 10 8. The Manager is authorized to coordinate the CHOW closing date, the SBA Loan disbursement, and Bullard's tranche schedule accordingly."</w:t>
       </w:r>
     </w:p>
     <w:p>
@@ -1349,7 +1329,7 @@
           <w:i w:val="0"/>
           <w:sz w:val="21"/>
         </w:rPr>
-        <w:t>James E. Bullard  |  Interest after Amendment: 19.9%</w:t>
+        <w:t>James E. Bullard  |  Interest after Amendment: 19.5%</w:t>
       </w:r>
     </w:p>
     <w:p>

--- a/sba_application/08_entity_documents/OA_Amendment_No_1_DRAFT.docx
+++ b/sba_application/08_entity_documents/OA_Amendment_No_1_DRAFT.docx
@@ -100,7 +100,7 @@
           <w:i w:val="0"/>
           <w:sz w:val="21"/>
         </w:rPr>
-        <w:t>The Members and the Manager have determined that certain provisions of the Original OA require amendment to: (i) align the capitalization table with the structure on which the Company's SBA 7(a) financing is being arranged; (ii) align federal income tax treatment with the multi-member ownership of Adeline &amp; Lilah, LLC; (iii) update the change-of-ownership acquisition target reference from Healing Hands Palliative Hospice INC to Hickory Hospice LLC, a Texas limited liability company ("Hickory"); (iv) calibrate Bullard's protective rights to remain consistent with U.S. Small Business Administration ("SBA") Standard Operating Procedure 50 10 8 for minority equity holders in change-of-ownership transactions; and (v) coordinate Member governance with the post-closing capital structure. The Members hereby agree to amend the Original OA as set forth below. Capitalized terms used and not otherwise defined have the meanings given in the Original OA.</w:t>
+        <w:t>The Members and the Manager have determined that certain provisions of the Original OA require amendment to: (i) align the capitalization table with the structure on which the Company's SBA 7(a) financing is being arranged; (ii) align federal income tax treatment with the multi-member ownership of Adeline &amp; Lilah, LLC; (iii) update the change-of-ownership acquisition target reference from Healing Hands Palliative Hospice INC to Hickory Hospice LLC, a Texas limited liability company ("Hickory"); (iv) calibrate Bullard's protective rights to remain consistent with U.S. Small Business Administration ("SBA") Standard Operating Procedure 50 10 8 for minority equity holders in change-of-ownership transactions; (v) coordinate Member governance with the post-closing capital structure; and (vi) strengthen the operator-member Restricted Interests with dual-trigger (time and performance) vesting and Company repurchase (call) rights on departure. The Members hereby agree to amend the Original OA as set forth below. Capitalized terms used and not otherwise defined have the meanings given in the Original OA.</w:t>
       </w:r>
     </w:p>
     <w:p>
@@ -603,7 +603,7 @@
           <w:color w:val="1F3864"/>
           <w:sz w:val="23"/>
         </w:rPr>
-        <w:t>4. Restricted Interest sizing (updates Article V of the Original OA)</w:t>
+        <w:t>4. Operator Restricted Interests - sizing, vesting, and repurchase (amends and supplements Article V)</w:t>
       </w:r>
     </w:p>
     <w:p>
@@ -613,7 +613,7 @@
           <w:i w:val="0"/>
           <w:sz w:val="21"/>
         </w:rPr>
-        <w:t>Section 5.1 of the Original OA is amended so that each Restricted Interest is sized at **thirteen and three-tenths percent (13.3%)** (rather than four and nine-tenths percent (4.9%)). The corresponding tranche sizing in Section 5.2 is amended as follows, preserving the original milestone-based forfeiture structure (Breakeven / 3 consecutive Profitable months / 12 consecutive Profitable months):</w:t>
+        <w:t>4.1 Sizing. Section 5.1 of the Original OA is amended so that the Restricted Interest of each of Silas R. Shelton, Dana L. Davenport, and Bradley Gene Woodard (each, an "Equity Grantee") is sized at thirteen and three-tenths percent (13.3%) of the Company (rather than 4.9%). The milestone tranche sizing in Section 5.2 is scaled proportionally to the 13.3% grant as follows:</w:t>
       </w:r>
     </w:p>
     <w:tbl>
@@ -656,7 +656,7 @@
                 <w:b/>
                 <w:sz w:val="19"/>
               </w:rPr>
-              <w:t>Milestone</w:t>
+              <w:t>Performance milestone</w:t>
             </w:r>
           </w:p>
         </w:tc>
@@ -927,10 +927,160 @@
       <w:r>
         <w:rPr>
           <w:b w:val="0"/>
+          <w:i w:val="0"/>
+          <w:sz w:val="21"/>
+        </w:rPr>
+        <w:t>4.2 Vesting - dual trigger (time AND performance). Section 5.2 of the Original OA is amended so that a Restricted Interest becomes vested and non-forfeitable ("Vested") only to the extent BOTH of the following are satisfied. The Vested percentage at any time equals the LESSER of (a) and (b):</w:t>
+      </w:r>
+    </w:p>
+    <w:p>
+      <w:r>
+        <w:rPr>
+          <w:b w:val="0"/>
+          <w:i w:val="0"/>
+          <w:sz w:val="21"/>
+        </w:rPr>
+        <w:t xml:space="preserve">   (a) Time-vesting. Continuous Service from the Effective Date on a four-year schedule with a one-year cliff: nothing vests before the first anniversary; twenty-five percent (25%) vests on the first anniversary (the "Cliff"); and the remaining seventy-five percent (75%) vests in thirty-six (36) equal monthly installments over months 13-48, so that 100% is time-vested on the fourth anniversary. "Continuous Service" means continuous service to the Company or the Acquired Agency as an employee, officer, or manager.</w:t>
+      </w:r>
+    </w:p>
+    <w:p>
+      <w:r>
+        <w:rPr>
+          <w:b w:val="0"/>
+          <w:i w:val="0"/>
+          <w:sz w:val="21"/>
+        </w:rPr>
+        <w:t xml:space="preserve">   (b) Performance-vesting. The milestone tranches in Section 4.1 (Breakeven; 3 consecutive Profitable months; 12 consecutive Profitable months), determined under Sections 5.2-5.3 of the Original OA.</w:t>
+      </w:r>
+    </w:p>
+    <w:p>
+      <w:r>
+        <w:rPr>
+          <w:b w:val="0"/>
+          <w:i w:val="0"/>
+          <w:sz w:val="21"/>
+        </w:rPr>
+        <w:t>Both conditions must be met for an interest to vest; satisfying only one does not vest it. The balance is "Unvested." This Section 4.2 supersedes and replaces the Termination Without Cause pro-rata credit at Section 5.5 of the Original OA, which is deleted.</w:t>
+      </w:r>
+    </w:p>
+    <w:p>
+      <w:r>
+        <w:rPr>
+          <w:b w:val="0"/>
+          <w:i w:val="0"/>
+          <w:sz w:val="21"/>
+        </w:rPr>
+        <w:t>4.3 Separation definitions. "Separation" means an Equity Grantee ceasing Continuous Service for any reason. The reason determines the buy-back price under Section 4.5:</w:t>
+      </w:r>
+    </w:p>
+    <w:p>
+      <w:r>
+        <w:rPr>
+          <w:b w:val="0"/>
+          <w:i w:val="0"/>
+          <w:sz w:val="21"/>
+        </w:rPr>
+        <w:t xml:space="preserve">   - "Good-Leaver Separation": Separation due to (i) termination by the Company without Cause; (ii) death; (iii) Disability; (iv) Retirement; or (v) voluntary resignation on or after full time-vesting (the fourth anniversary).</w:t>
+      </w:r>
+    </w:p>
+    <w:p>
+      <w:r>
+        <w:rPr>
+          <w:b w:val="0"/>
+          <w:i w:val="0"/>
+          <w:sz w:val="21"/>
+        </w:rPr>
+        <w:t xml:space="preserve">   - "Bad-Leaver Separation": Separation due to (i) termination by the Company for Cause (as defined in Section 5.4 of the Original OA) at any time, or (ii) voluntary resignation before full time-vesting (the fourth anniversary).</w:t>
+      </w:r>
+    </w:p>
+    <w:p>
+      <w:r>
+        <w:rPr>
+          <w:b w:val="0"/>
+          <w:i w:val="0"/>
+          <w:sz w:val="21"/>
+        </w:rPr>
+        <w:t xml:space="preserve">   - "Retirement" means voluntary Separation at or after age sixty-five (65) with at least three (3) years of Continuous Service, designated as a retirement by the Manager in good faith. "Disability" means inability to perform the essential functions of the role for one hundred eighty (180) consecutive days, as determined by the Manager in good faith.</w:t>
+      </w:r>
+    </w:p>
+    <w:p>
+      <w:r>
+        <w:rPr>
+          <w:b w:val="0"/>
+          <w:i w:val="0"/>
+          <w:sz w:val="21"/>
+        </w:rPr>
+        <w:t>4.4 Forfeiture of Unvested Interest. Upon any Separation, the Equity Grantee's Unvested Interest is automatically and immediately forfeited for no consideration and reverts to the Unissued Pool, regardless of the reason for Separation. The Manager, as attorney-in-fact under Section 5.4 of the Original OA, is authorized to execute all instruments to effect the forfeiture and any repurchase under Section 4.5.</w:t>
+      </w:r>
+    </w:p>
+    <w:p>
+      <w:r>
+        <w:rPr>
+          <w:b w:val="0"/>
+          <w:i w:val="0"/>
+          <w:sz w:val="21"/>
+        </w:rPr>
+        <w:t>4.5 Company repurchase (call) right over Vested Interest. Upon any Separation, the Company shall have the right, but not the obligation, to purchase all (but not less than all) of the Equity Grantee's Vested Interest (the "Call Right"), exercisable by written notice within one hundred twenty (120) days after the later of the Separation date and the date the Call Price is finally determined. If the Company does not fully exercise, the other Members (excluding the Departing Grantee) may purchase the balance pro rata within a further thirty (30) days. The purchase price (the "Call Price") for the Vested Interest is:</w:t>
+      </w:r>
+    </w:p>
+    <w:p>
+      <w:r>
+        <w:rPr>
+          <w:b w:val="0"/>
+          <w:i w:val="0"/>
+          <w:sz w:val="21"/>
+        </w:rPr>
+        <w:t xml:space="preserve">   (a) Good-Leaver Separation: the Fair Market Value of the Vested Interest under Section 4.6.</w:t>
+      </w:r>
+    </w:p>
+    <w:p>
+      <w:r>
+        <w:rPr>
+          <w:b w:val="0"/>
+          <w:i w:val="0"/>
+          <w:sz w:val="21"/>
+        </w:rPr>
+        <w:t xml:space="preserve">   (b) Bad-Leaver Separation: the LOWER of (i) the Equity Grantee's cost basis in the Vested Interest (for a Restricted Interest issued for services, the cash amount, if any, actually paid, and otherwise zero) and (ii) Fair Market Value under Section 4.6. The Members acknowledge this may result in a Call Price at or near zero for a Bad-Leaver Separation.</w:t>
+      </w:r>
+    </w:p>
+    <w:p>
+      <w:r>
+        <w:rPr>
+          <w:b w:val="0"/>
+          <w:i w:val="0"/>
+          <w:sz w:val="21"/>
+        </w:rPr>
+        <w:t>4.6 Fair Market Value. "Fair Market Value" of a Vested Interest means its pro-rata share of the Company's equity value - enterprise value less all outstanding indebtedness (including the SBA Loan and any seller financing) - determined as of the last day of the calendar month preceding Separation by an independent qualified appraiser under the appraised-value procedure of Section 3.11 of the Original OA, reflecting appropriate discounts for the interest's minority (non-controlling) and illiquid (lack-of-marketability) character. The Company bears the appraisal cost unless the Equity Grantee disputes it and a second appraisal differs by less than ten percent (10%), in which case the disputing Equity Grantee bears the second appraisal's cost.</w:t>
+      </w:r>
+    </w:p>
+    <w:p>
+      <w:r>
+        <w:rPr>
+          <w:b w:val="0"/>
+          <w:i w:val="0"/>
+          <w:sz w:val="21"/>
+        </w:rPr>
+        <w:t>4.7 Payment terms; SBA subordination. The Call Price shall be paid by an unsecured, subordinated promissory note of the Company at the Applicable Federal Rate, in equal quarterly installments over four (4) years (prepayable without penalty; the Manager may instead elect a lump sum). Notwithstanding the foregoing, no payment of the Call Price shall be made, and any such note is fully subordinated, to the extent a payment would (i) violate the SBA Loan documents or any lender covenant, (ii) occur during or cause an event of default under the SBA Loan, or (iii) reduce the Company's liquidity or debt-service coverage below any level the SBA Loan requires. Suspended payments accrue and resume when permitted; transfer of the Vested Interest to the Company may close notwithstanding deferral of cash payment.</w:t>
+      </w:r>
+    </w:p>
+    <w:p>
+      <w:r>
+        <w:rPr>
+          <w:b w:val="0"/>
+          <w:i w:val="0"/>
+          <w:sz w:val="21"/>
+        </w:rPr>
+        <w:t>4.8 Mechanics pending repurchase. From Separation until the Call Right expires or the repurchase closes, the Departing Grantee's Vested Interest shall be non-voting and not entitled to distributions declared after Separation (other than tax distributions on allocated income), without limiting the right to the Call Price. The Departing Grantee shall execute all transfer instruments reasonably requested; the Manager's power of attorney under Section 5.4 of the Original OA extends to all actions under this Section 4.</w:t>
+      </w:r>
+    </w:p>
+    <w:p>
+      <w:r>
+        <w:rPr>
+          <w:b w:val="0"/>
           <w:i/>
           <w:sz w:val="19"/>
         </w:rPr>
-        <w:t>All other provisions of Article V (including the §83(b) election requirement at §5.7, the Termination Without Cause pro-rata credit at §5.5, and the Forfeiture on Termination for Cause at §5.4) remain in full force and effect, with percentages scaled proportionally to the new 13.3% grant size.</w:t>
+        <w:t>4.9 Tax; Section 83(b). The Section 83(b) election requirement at Section 5.7 of the Original OA remains in full force. The vesting and repurchase terms of this Section 4 are intended to be consistent with the Company's partnership tax treatment under Section 2 of this Amendment and any intended profits-interest treatment under Rev. Proc. 93-27; each Equity Grantee should consult independent tax counsel. Except as modified by this Section 4, Article V of the Original OA (including Sections 5.4 and 5.7) remains in full force and effect.</w:t>
       </w:r>
     </w:p>
     <w:p>

--- a/sba_application/08_entity_documents/OA_Amendment_No_1_DRAFT.docx
+++ b/sba_application/08_entity_documents/OA_Amendment_No_1_DRAFT.docx
@@ -100,7 +100,7 @@
           <w:i w:val="0"/>
           <w:sz w:val="21"/>
         </w:rPr>
-        <w:t>The Members and the Manager have determined that certain provisions of the Original OA require amendment to: (i) align the capitalization table with the structure on which the Company's SBA 7(a) financing is being arranged; (ii) align federal income tax treatment with the multi-member ownership of Adeline &amp; Lilah, LLC; (iii) update the change-of-ownership acquisition target reference from Healing Hands Palliative Hospice INC to Hickory Hospice LLC, a Texas limited liability company ("Hickory"); (iv) calibrate Bullard's protective rights to remain consistent with U.S. Small Business Administration ("SBA") Standard Operating Procedure 50 10 8 for minority equity holders in change-of-ownership transactions; (v) coordinate Member governance with the post-closing capital structure; and (vi) strengthen the operator-member Restricted Interests with dual-trigger (time and performance) vesting and Company repurchase (call) rights on departure. The Members hereby agree to amend the Original OA as set forth below. Capitalized terms used and not otherwise defined have the meanings given in the Original OA.</w:t>
+        <w:t>The Members and the Manager have determined that certain provisions of the Original OA require amendment to: (i) align the capitalization table with the structure on which the Company's SBA 7(a) financing is being arranged; (ii) align federal income tax treatment with the multi-member ownership of Adeline &amp; Lilah, LLC; (iii) update the change-of-ownership acquisition target reference from Healing Hands Palliative Hospice INC to Hickory Hospice LLC, a Texas limited liability company ("Hickory"); (iv) calibrate Bullard's protective rights to remain consistent with U.S. Small Business Administration ("SBA") Standard Operating Procedure 50 10 8 for minority equity holders in change-of-ownership transactions; (v) coordinate Member governance with the post-closing capital structure; and (vi) strengthen the operator-member Restricted Interests so that each operator starts at a 4.9% vested base and earns up to a fully-vested 13.3% through an 8.4% earn-up portion subject to dual-trigger (time and performance) vesting, with Company repurchase (call) rights on departure. The Members hereby agree to amend the Original OA as set forth below. Capitalized terms used and not otherwise defined have the meanings given in the Original OA.</w:t>
       </w:r>
     </w:p>
     <w:p>
@@ -506,7 +506,7 @@
           <w:i/>
           <w:sz w:val="18"/>
         </w:rPr>
-        <w:t>*Restricted Interests of Silas R. Shelton, Dana L. Davenport, and Bradley Gene Woodard are subject to the Forfeiture Conditions of Article V of the Original OA as modified by Section 4 of this Amendment.</w:t>
+        <w:t>*Each Restricted Interest of Silas R. Shelton, Dana L. Davenport, and Bradley Gene Woodard is issued and outstanding at 13.3% but comprises a 4.9% Initial Vested Base (Vested at the Effective Date) and an 8.4% Earn-Up Portion that is subject to the Forfeiture Conditions of Article V of the Original OA as modified by Section 4 of this Amendment; each Equity Grantee thus starts at 4.9% Vested and may earn up to a fully-Vested 13.3%.</w:t>
       </w:r>
     </w:p>
     <w:p>
@@ -613,7 +613,37 @@
           <w:i w:val="0"/>
           <w:sz w:val="21"/>
         </w:rPr>
-        <w:t>4.1 Sizing. Section 5.1 of the Original OA is amended so that the Restricted Interest of each of Silas R. Shelton, Dana L. Davenport, and Bradley Gene Woodard (each, an "Equity Grantee") is sized at thirteen and three-tenths percent (13.3%) of the Company (rather than 4.9%). The milestone tranche sizing in Section 5.2 is scaled proportionally to the 13.3% grant as follows:</w:t>
+        <w:t>4.1 Sizing and components. Section 5.1 of the Original OA is amended so that the Restricted Interest of each of Silas R. Shelton, Dana L. Davenport, and Bradley Gene Woodard (each, an "Equity Grantee") is sized at thirteen and three-tenths percent (13.3%) of the Company, issued and outstanding as of the Effective Date and held subject to this Section 4. Each Equity Grantee's Restricted Interest comprises two components:</w:t>
+      </w:r>
+    </w:p>
+    <w:p>
+      <w:r>
+        <w:rPr>
+          <w:b w:val="0"/>
+          <w:i w:val="0"/>
+          <w:sz w:val="21"/>
+        </w:rPr>
+        <w:t xml:space="preserve">   (a) Initial Vested Base - four and nine-tenths percent (4.9%), corresponding to the Equity Grantee's original Percentage Interest under the Original OA, which is Vested and non-forfeitable as of the Effective Date (but remains subject to the Company repurchase (call) right under Section 4.5); and</w:t>
+      </w:r>
+    </w:p>
+    <w:p>
+      <w:r>
+        <w:rPr>
+          <w:b w:val="0"/>
+          <w:i w:val="0"/>
+          <w:sz w:val="21"/>
+        </w:rPr>
+        <w:t xml:space="preserve">   (b) Earn-Up Portion - the remaining eight and four-tenths percent (8.4%), which is initially Unvested and becomes Vested only as the Equity Grantee satisfies both the time and performance conditions of Section 4.2, so that each Equity Grantee starts at 4.9% Vested and may earn up to a fully-Vested 13.3%.</w:t>
+      </w:r>
+    </w:p>
+    <w:p>
+      <w:r>
+        <w:rPr>
+          <w:b w:val="0"/>
+          <w:i w:val="0"/>
+          <w:sz w:val="21"/>
+        </w:rPr>
+        <w:t>The milestone tranche sizing in Section 5.2 is amended to apply to the Earn-Up Portion as follows:</w:t>
       </w:r>
     </w:p>
     <w:tbl>
@@ -671,7 +701,7 @@
                 <w:b/>
                 <w:sz w:val="19"/>
               </w:rPr>
-              <w:t>Tranche size (of 13.3% grant)</w:t>
+              <w:t>Tranche size (of 8.4% Earn-Up)</w:t>
             </w:r>
           </w:p>
         </w:tc>
@@ -730,7 +760,7 @@
               <w:rPr>
                 <w:sz w:val="19"/>
               </w:rPr>
-              <w:t>25% of grant</w:t>
+              <w:t>25% of Earn-Up</w:t>
             </w:r>
           </w:p>
         </w:tc>
@@ -744,7 +774,7 @@
               <w:rPr>
                 <w:sz w:val="19"/>
               </w:rPr>
-              <w:t>3.325%</w:t>
+              <w:t>2.100%</w:t>
             </w:r>
           </w:p>
         </w:tc>
@@ -788,7 +818,7 @@
               <w:rPr>
                 <w:sz w:val="19"/>
               </w:rPr>
-              <w:t>50% of grant</w:t>
+              <w:t>50% of Earn-Up</w:t>
             </w:r>
           </w:p>
         </w:tc>
@@ -802,7 +832,7 @@
               <w:rPr>
                 <w:sz w:val="19"/>
               </w:rPr>
-              <w:t>6.650%</w:t>
+              <w:t>4.200%</w:t>
             </w:r>
           </w:p>
         </w:tc>
@@ -846,7 +876,7 @@
               <w:rPr>
                 <w:sz w:val="19"/>
               </w:rPr>
-              <w:t>25% of grant</w:t>
+              <w:t>25% of Earn-Up</w:t>
             </w:r>
           </w:p>
         </w:tc>
@@ -860,7 +890,122 @@
               <w:rPr>
                 <w:sz w:val="19"/>
               </w:rPr>
-              <w:t>3.325%</w:t>
+              <w:t>2.100%</w:t>
+            </w:r>
+          </w:p>
+        </w:tc>
+      </w:tr>
+      <w:tr>
+        <w:tc>
+          <w:tcPr>
+            <w:tcW w:type="dxa" w:w="1440"/>
+          </w:tcPr>
+          <w:p>
+            <w:r/>
+            <w:r>
+              <w:rPr>
+                <w:sz w:val="19"/>
+              </w:rPr>
+              <w:t>Earn-Up subtotal</w:t>
+            </w:r>
+          </w:p>
+        </w:tc>
+        <w:tc>
+          <w:tcPr>
+            <w:tcW w:type="dxa" w:w="3600"/>
+          </w:tcPr>
+          <w:p>
+            <w:r/>
+            <w:r>
+              <w:rPr>
+                <w:sz w:val="19"/>
+              </w:rPr>
+            </w:r>
+          </w:p>
+        </w:tc>
+        <w:tc>
+          <w:tcPr>
+            <w:tcW w:type="dxa" w:w="2304"/>
+          </w:tcPr>
+          <w:p>
+            <w:r/>
+            <w:r>
+              <w:rPr>
+                <w:sz w:val="19"/>
+              </w:rPr>
+              <w:t>100% of Earn-Up</w:t>
+            </w:r>
+          </w:p>
+        </w:tc>
+        <w:tc>
+          <w:tcPr>
+            <w:tcW w:type="dxa" w:w="2160"/>
+          </w:tcPr>
+          <w:p>
+            <w:r/>
+            <w:r>
+              <w:rPr>
+                <w:sz w:val="19"/>
+              </w:rPr>
+              <w:t>8.400%</w:t>
+            </w:r>
+          </w:p>
+        </w:tc>
+      </w:tr>
+      <w:tr>
+        <w:tc>
+          <w:tcPr>
+            <w:tcW w:type="dxa" w:w="1440"/>
+          </w:tcPr>
+          <w:p>
+            <w:r/>
+            <w:r>
+              <w:rPr>
+                <w:sz w:val="19"/>
+              </w:rPr>
+              <w:t>Initial Vested Base</w:t>
+            </w:r>
+          </w:p>
+        </w:tc>
+        <w:tc>
+          <w:tcPr>
+            <w:tcW w:type="dxa" w:w="3600"/>
+          </w:tcPr>
+          <w:p>
+            <w:r/>
+            <w:r>
+              <w:rPr>
+                <w:sz w:val="19"/>
+              </w:rPr>
+              <w:t>Vested at Effective Date</w:t>
+            </w:r>
+          </w:p>
+        </w:tc>
+        <w:tc>
+          <w:tcPr>
+            <w:tcW w:type="dxa" w:w="2304"/>
+          </w:tcPr>
+          <w:p>
+            <w:r/>
+            <w:r>
+              <w:rPr>
+                <w:sz w:val="19"/>
+              </w:rPr>
+              <w:t>-</w:t>
+            </w:r>
+          </w:p>
+        </w:tc>
+        <w:tc>
+          <w:tcPr>
+            <w:tcW w:type="dxa" w:w="2160"/>
+          </w:tcPr>
+          <w:p>
+            <w:r/>
+            <w:r>
+              <w:rPr>
+                <w:sz w:val="19"/>
+              </w:rPr>
+              <w:t>4.900%</w:t>
             </w:r>
           </w:p>
         </w:tc>
@@ -903,7 +1048,6 @@
               <w:rPr>
                 <w:sz w:val="19"/>
               </w:rPr>
-              <w:t>100%</w:t>
             </w:r>
           </w:p>
         </w:tc>
@@ -930,7 +1074,7 @@
           <w:i w:val="0"/>
           <w:sz w:val="21"/>
         </w:rPr>
-        <w:t>4.2 Vesting - dual trigger (time AND performance). Section 5.2 of the Original OA is amended so that a Restricted Interest becomes vested and non-forfeitable ("Vested") only to the extent BOTH of the following are satisfied. The Vested percentage at any time equals the LESSER of (a) and (b):</w:t>
+        <w:t>4.2 Vesting of the Earn-Up Portion - dual trigger (time AND performance). The Initial Vested Base (Section 4.1(a)) is Vested as of the Effective Date. Section 5.2 of the Original OA is amended so that the Earn-Up Portion (Section 4.1(b)) becomes vested and non-forfeitable ("Vested") only to the extent BOTH of the following are satisfied. The Vested percentage of the Earn-Up Portion at any time equals the LESSER of (a) and (b):</w:t>
       </w:r>
     </w:p>
     <w:p>
@@ -940,7 +1084,7 @@
           <w:i w:val="0"/>
           <w:sz w:val="21"/>
         </w:rPr>
-        <w:t xml:space="preserve">   (a) Time-vesting. Continuous Service from the Effective Date on a four-year schedule with a one-year cliff: nothing vests before the first anniversary; twenty-five percent (25%) vests on the first anniversary (the "Cliff"); and the remaining seventy-five percent (75%) vests in thirty-six (36) equal monthly installments over months 13-48, so that 100% is time-vested on the fourth anniversary. "Continuous Service" means continuous service to the Company or the Acquired Agency as an employee, officer, or manager.</w:t>
+        <w:t xml:space="preserve">   (a) Time-vesting. Continuous Service from the Effective Date on a four-year schedule with a one-year cliff, applied to the Earn-Up Portion: nothing in the Earn-Up Portion vests before the first anniversary; twenty-five percent (25%) of the Earn-Up Portion vests on the first anniversary (the "Cliff"); and the remaining seventy-five percent (75%) vests in thirty-six (36) equal monthly installments over months 13-48, so that 100% of the Earn-Up Portion is time-vested on the fourth anniversary. "Continuous Service" means continuous service to the Company or the Acquired Agency as an employee, officer, or manager.</w:t>
       </w:r>
     </w:p>
     <w:p>
@@ -960,7 +1104,7 @@
           <w:i w:val="0"/>
           <w:sz w:val="21"/>
         </w:rPr>
-        <w:t>Both conditions must be met for an interest to vest; satisfying only one does not vest it. The balance is "Unvested." This Section 4.2 supersedes and replaces the Termination Without Cause pro-rata credit at Section 5.5 of the Original OA, which is deleted.</w:t>
+        <w:t>Both conditions must be met for any portion of the Earn-Up Portion to vest; satisfying only one does not vest it. The unvested balance of the Earn-Up Portion is "Unvested." The Initial Vested Base under Section 4.1(a) is not Unvested and is not subject to the forfeiture under Section 4.4. A Grantee's total Vested Interest at any time equals the Initial Vested Base (4.9%) plus the then-Vested portion of the Earn-Up Portion. This Section 4.2 supersedes and replaces the Termination Without Cause pro-rata credit at Section 5.5 of the Original OA, which is deleted.</w:t>
       </w:r>
     </w:p>
     <w:p>
@@ -1528,7 +1672,7 @@
           <w:i w:val="0"/>
           <w:sz w:val="21"/>
         </w:rPr>
-        <w:t>Silas R. Shelton  |  Interest after Amendment: 13.3% (subject to Forfeiture Conditions)</w:t>
+        <w:t>Silas R. Shelton  |  Interest after Amendment: 13.3% Restricted Interest (4.9% Vested base; 8.4% Earn-Up subject to Forfeiture Conditions)</w:t>
       </w:r>
     </w:p>
     <w:p>
@@ -1567,7 +1711,7 @@
           <w:i w:val="0"/>
           <w:sz w:val="21"/>
         </w:rPr>
-        <w:t>Dana L. Davenport  |  Interest after Amendment: 13.3% (subject to Forfeiture Conditions)</w:t>
+        <w:t>Dana L. Davenport  |  Interest after Amendment: 13.3% Restricted Interest (4.9% Vested base; 8.4% Earn-Up subject to Forfeiture Conditions)</w:t>
       </w:r>
     </w:p>
     <w:p>
@@ -1606,7 +1750,7 @@
           <w:i w:val="0"/>
           <w:sz w:val="21"/>
         </w:rPr>
-        <w:t>Bradley Gene Woodard  |  Interest after Amendment: 13.3% (subject to Forfeiture Conditions)</w:t>
+        <w:t>Bradley Gene Woodard  |  Interest after Amendment: 13.3% Restricted Interest (4.9% Vested base; 8.4% Earn-Up subject to Forfeiture Conditions)</w:t>
       </w:r>
     </w:p>
     <w:p>

--- a/sba_application/08_entity_documents/OA_Amendment_No_1_DRAFT.docx
+++ b/sba_application/08_entity_documents/OA_Amendment_No_1_DRAFT.docx
@@ -100,7 +100,7 @@
           <w:i w:val="0"/>
           <w:sz w:val="21"/>
         </w:rPr>
-        <w:t>The Members and the Manager have determined that certain provisions of the Original OA require amendment to: (i) align the capitalization table with the structure on which the Company's SBA 7(a) financing is being arranged; (ii) align federal income tax treatment with the multi-member ownership of Adeline &amp; Lilah, LLC; (iii) update the change-of-ownership acquisition target reference from Healing Hands Palliative Hospice INC to Hickory Hospice LLC, a Texas limited liability company ("Hickory"); (iv) calibrate Bullard's protective rights to remain consistent with U.S. Small Business Administration ("SBA") Standard Operating Procedure 50 10 8 for minority equity holders in change-of-ownership transactions; (v) coordinate Member governance with the post-closing capital structure; and (vi) strengthen the operator-member Restricted Interests so that each operator starts at a 4.9% vested base and earns up to a fully-vested 13.3% through an 8.4% earn-up portion subject to dual-trigger (time and performance) vesting, with Company repurchase (call) rights on departure. The Members hereby agree to amend the Original OA as set forth below. Capitalized terms used and not otherwise defined have the meanings given in the Original OA.</w:t>
+        <w:t>The Members and the Manager have determined that certain provisions of the Original OA require amendment to: (i) align the capitalization table with the structure on which the Company's SBA 7(a) financing is being arranged; (ii) align federal income tax treatment with the multi-member ownership of Adeline &amp; Lilah, LLC; (iii) update the change-of-ownership acquisition target reference from Healing Hands Palliative Hospice INC to Hickory Hospice LLC, a Texas limited liability company ("Hickory"); (iv) calibrate Bullard's protective rights to remain consistent with U.S. Small Business Administration ("SBA") Standard Operating Procedure 50 10 8 for minority equity holders in change-of-ownership transactions; (v) coordinate Member governance with the post-closing capital structure; and (vi) strengthen the operator-member Restricted Interests so that the entire 13.3% is at risk and forfeitable until vested - a 4.9% time-vested base plus an 8.4% earn-up portion subject to dual-trigger (time and performance) vesting - with Company repurchase (call) rights on departure. The Members hereby agree to amend the Original OA as set forth below. Capitalized terms used and not otherwise defined have the meanings given in the Original OA.</w:t>
       </w:r>
     </w:p>
     <w:p>
@@ -506,7 +506,7 @@
           <w:i/>
           <w:sz w:val="18"/>
         </w:rPr>
-        <w:t>*Each Restricted Interest of Silas R. Shelton, Dana L. Davenport, and Bradley Gene Woodard is issued and outstanding at 13.3% but comprises a 4.9% Initial Vested Base (Vested at the Effective Date) and an 8.4% Earn-Up Portion that is subject to the Forfeiture Conditions of Article V of the Original OA as modified by Section 4 of this Amendment; each Equity Grantee thus starts at 4.9% Vested and may earn up to a fully-Vested 13.3%.</w:t>
+        <w:t>*Each Restricted Interest of Silas R. Shelton, Dana L. Davenport, and Bradley Gene Woodard is issued and outstanding at 13.3%, the entire amount of which is at risk and forfeitable until vested. It comprises a 4.9% Initial Base that time-vests on continuous service (four-year schedule, one-year cliff) and an 8.4% Earn-Up Portion subject to dual-trigger vesting, all under the Forfeiture Conditions of Article V of the Original OA as modified by Section 4 of this Amendment; no portion is Vested at the Effective Date and each Equity Grantee may earn up to a fully-Vested 13.3%.</w:t>
       </w:r>
     </w:p>
     <w:p>
@@ -623,7 +623,7 @@
           <w:i w:val="0"/>
           <w:sz w:val="21"/>
         </w:rPr>
-        <w:t xml:space="preserve">   (a) Initial Vested Base - four and nine-tenths percent (4.9%), corresponding to the Equity Grantee's original Percentage Interest under the Original OA, which is Vested and non-forfeitable as of the Effective Date (but remains subject to the Company repurchase (call) right under Section 4.5); and</w:t>
+        <w:t xml:space="preserve">   (a) Initial Base - four and nine-tenths percent (4.9%), corresponding to the Equity Grantee's original Percentage Interest under the Original OA, which is initially Unvested and time-vests under Section 4.2(a) based on Continuous Service alone (a four-year schedule with a one-year cliff), without regard to the performance milestones, and is forfeitable while Unvested; and</w:t>
       </w:r>
     </w:p>
     <w:p>
@@ -633,7 +633,7 @@
           <w:i w:val="0"/>
           <w:sz w:val="21"/>
         </w:rPr>
-        <w:t xml:space="preserve">   (b) Earn-Up Portion - the remaining eight and four-tenths percent (8.4%), which is initially Unvested and becomes Vested only as the Equity Grantee satisfies both the time and performance conditions of Section 4.2, so that each Equity Grantee starts at 4.9% Vested and may earn up to a fully-Vested 13.3%.</w:t>
+        <w:t xml:space="preserve">   (b) Earn-Up Portion - the remaining eight and four-tenths percent (8.4%), which is initially Unvested and becomes Vested only as the Equity Grantee satisfies both the time and performance conditions of Section 4.2(b). Accordingly, no portion of the Restricted Interest is Vested at the Effective Date; the entire 13.3% is at risk and forfeitable until Vested, and each Equity Grantee may vest up to a fully-Vested 13.3%.</w:t>
       </w:r>
     </w:p>
     <w:p>
@@ -963,7 +963,7 @@
               <w:rPr>
                 <w:sz w:val="19"/>
               </w:rPr>
-              <w:t>Initial Vested Base</w:t>
+              <w:t>Initial Base</w:t>
             </w:r>
           </w:p>
         </w:tc>
@@ -977,7 +977,7 @@
               <w:rPr>
                 <w:sz w:val="19"/>
               </w:rPr>
-              <w:t>Vested at Effective Date</w:t>
+              <w:t>Time-vests (4-yr; 1-yr cliff)</w:t>
             </w:r>
           </w:p>
         </w:tc>
@@ -1074,7 +1074,7 @@
           <w:i w:val="0"/>
           <w:sz w:val="21"/>
         </w:rPr>
-        <w:t>4.2 Vesting of the Earn-Up Portion - dual trigger (time AND performance). The Initial Vested Base (Section 4.1(a)) is Vested as of the Effective Date. Section 5.2 of the Original OA is amended so that the Earn-Up Portion (Section 4.1(b)) becomes vested and non-forfeitable ("Vested") only to the extent BOTH of the following are satisfied. The Vested percentage of the Earn-Up Portion at any time equals the LESSER of (a) and (b):</w:t>
+        <w:t>4.2 Vesting - the entire Restricted Interest is at risk. Section 5.2 of the Original OA is amended so that no portion of the Restricted Interest is Vested at the Effective Date and the entire thirteen and three-tenths percent (13.3%) becomes vested and non-forfeitable ("Vested") only as set out below; any portion not yet Vested is "Unvested" and remains subject to forfeiture under Section 4.4. "Continuous Service" means continuous service to the Company or the Acquired Agency as an employee, officer, or manager.</w:t>
       </w:r>
     </w:p>
     <w:p>
@@ -1084,7 +1084,7 @@
           <w:i w:val="0"/>
           <w:sz w:val="21"/>
         </w:rPr>
-        <w:t xml:space="preserve">   (a) Time-vesting. Continuous Service from the Effective Date on a four-year schedule with a one-year cliff, applied to the Earn-Up Portion: nothing in the Earn-Up Portion vests before the first anniversary; twenty-five percent (25%) of the Earn-Up Portion vests on the first anniversary (the "Cliff"); and the remaining seventy-five percent (75%) vests in thirty-six (36) equal monthly installments over months 13-48, so that 100% of the Earn-Up Portion is time-vested on the fourth anniversary. "Continuous Service" means continuous service to the Company or the Acquired Agency as an employee, officer, or manager.</w:t>
+        <w:t xml:space="preserve">   (a) Initial Base - time-vesting only. The Initial Base (Section 4.1(a)) vests on Continuous Service alone on a four-year schedule with a one-year cliff: nothing vests before the first anniversary; twenty-five percent (25%) of the Initial Base vests on the first anniversary (the "Cliff"); and the remaining seventy-five percent (75%) vests in thirty-six (36) equal monthly installments over months 13-48, so that 100% of the Initial Base is Vested on the fourth anniversary. No performance milestone is required for the Initial Base to vest.</w:t>
       </w:r>
     </w:p>
     <w:p>
@@ -1094,7 +1094,7 @@
           <w:i w:val="0"/>
           <w:sz w:val="21"/>
         </w:rPr>
-        <w:t xml:space="preserve">   (b) Performance-vesting. The milestone tranches in Section 4.1 (Breakeven; 3 consecutive Profitable months; 12 consecutive Profitable months), determined under Sections 5.2-5.3 of the Original OA.</w:t>
+        <w:t xml:space="preserve">   (b) Earn-Up Portion - dual trigger (time AND performance). The Earn-Up Portion (Section 4.1(b)) becomes Vested only to the extent BOTH of the following are satisfied; the Vested percentage of the Earn-Up Portion at any time equals the LESSER of (i) and (ii):</w:t>
       </w:r>
     </w:p>
     <w:p>
@@ -1104,7 +1104,27 @@
           <w:i w:val="0"/>
           <w:sz w:val="21"/>
         </w:rPr>
-        <w:t>Both conditions must be met for any portion of the Earn-Up Portion to vest; satisfying only one does not vest it. The unvested balance of the Earn-Up Portion is "Unvested." The Initial Vested Base under Section 4.1(a) is not Unvested and is not subject to the forfeiture under Section 4.4. A Grantee's total Vested Interest at any time equals the Initial Vested Base (4.9%) plus the then-Vested portion of the Earn-Up Portion. This Section 4.2 supersedes and replaces the Termination Without Cause pro-rata credit at Section 5.5 of the Original OA, which is deleted.</w:t>
+        <w:t xml:space="preserve">      (i) Time-vesting. Continuous Service on the same four-year schedule with a one-year cliff applied to the Earn-Up Portion: nothing vests before the first anniversary; twenty-five percent (25%) vests on the Cliff; and the remaining seventy-five percent (75%) vests in thirty-six (36) equal monthly installments over months 13-48.</w:t>
+      </w:r>
+    </w:p>
+    <w:p>
+      <w:r>
+        <w:rPr>
+          <w:b w:val="0"/>
+          <w:i w:val="0"/>
+          <w:sz w:val="21"/>
+        </w:rPr>
+        <w:t xml:space="preserve">      (ii) Performance-vesting. The milestone tranches in Section 4.1 (Breakeven; 3 consecutive Profitable months; 12 consecutive Profitable months), determined under Sections 5.2-5.3 of the Original OA.</w:t>
+      </w:r>
+    </w:p>
+    <w:p>
+      <w:r>
+        <w:rPr>
+          <w:b w:val="0"/>
+          <w:i w:val="0"/>
+          <w:sz w:val="21"/>
+        </w:rPr>
+        <w:t>For the Earn-Up Portion, both conditions must be met; satisfying only one does not vest it. A Grantee's total Vested Interest at any time equals the then-Vested portion of the Initial Base plus the then-Vested portion of the Earn-Up Portion; the balance is Unvested. This Section 4.2 supersedes and replaces the Termination Without Cause pro-rata credit at Section 5.5 of the Original OA, which is deleted.</w:t>
       </w:r>
     </w:p>
     <w:p>
@@ -1672,7 +1692,7 @@
           <w:i w:val="0"/>
           <w:sz w:val="21"/>
         </w:rPr>
-        <w:t>Silas R. Shelton  |  Interest after Amendment: 13.3% Restricted Interest (4.9% Vested base; 8.4% Earn-Up subject to Forfeiture Conditions)</w:t>
+        <w:t>Silas R. Shelton  |  Interest after Amendment: 13.3% Restricted Interest, entire 13.3% subject to Forfeiture Conditions (4.9% time-vested base; 8.4% dual-trigger Earn-Up)</w:t>
       </w:r>
     </w:p>
     <w:p>
@@ -1711,7 +1731,7 @@
           <w:i w:val="0"/>
           <w:sz w:val="21"/>
         </w:rPr>
-        <w:t>Dana L. Davenport  |  Interest after Amendment: 13.3% Restricted Interest (4.9% Vested base; 8.4% Earn-Up subject to Forfeiture Conditions)</w:t>
+        <w:t>Dana L. Davenport  |  Interest after Amendment: 13.3% Restricted Interest, entire 13.3% subject to Forfeiture Conditions (4.9% time-vested base; 8.4% dual-trigger Earn-Up)</w:t>
       </w:r>
     </w:p>
     <w:p>
@@ -1750,7 +1770,7 @@
           <w:i w:val="0"/>
           <w:sz w:val="21"/>
         </w:rPr>
-        <w:t>Bradley Gene Woodard  |  Interest after Amendment: 13.3% Restricted Interest (4.9% Vested base; 8.4% Earn-Up subject to Forfeiture Conditions)</w:t>
+        <w:t>Bradley Gene Woodard  |  Interest after Amendment: 13.3% Restricted Interest, entire 13.3% subject to Forfeiture Conditions (4.9% time-vested base; 8.4% dual-trigger Earn-Up)</w:t>
       </w:r>
     </w:p>
     <w:p>

--- a/sba_application/08_entity_documents/OA_Amendment_No_1_DRAFT.docx
+++ b/sba_application/08_entity_documents/OA_Amendment_No_1_DRAFT.docx
@@ -20,7 +20,27 @@
           <w:color w:val="606060"/>
           <w:sz w:val="18"/>
         </w:rPr>
-        <w:t>TYLER HOSPICE HOLDCO L.L.C. - A Wyoming Limited Liability Company</w:t>
+        <w:t>TYLER HOSPICE HOLD, LLC - A Texas Limited Liability Company</w:t>
+      </w:r>
+    </w:p>
+    <w:p>
+      <w:r>
+        <w:rPr>
+          <w:b w:val="0"/>
+          <w:i w:val="0"/>
+          <w:sz w:val="21"/>
+        </w:rPr>
+      </w:r>
+    </w:p>
+    <w:p>
+      <w:r>
+        <w:rPr>
+          <w:b w:val="0"/>
+          <w:i/>
+          <w:color w:val="606060"/>
+          <w:sz w:val="18"/>
+        </w:rPr>
+        <w:t>DRAFTING NOTE: Per member direction, the agreed changes recorded in this Amendment are to be incorporated into a single Amended and Restated Operating Agreement of Tyler Hospice Hold, LLC, a Texas limited liability company. Confirm before restatement: (i) the Texas certificate-of-formation date and SOS file number, and (ii) that EIN 41-4966640 is the Texas entity's EIN. All prior references to a Wyoming limited liability company, the Wyoming LLC Act, Wyoming registered office/agent, and Wyoming governing law are to be conformed to the Texas Business Organizations Code and Texas law in the restatement (and across the SBA package).</w:t>
       </w:r>
     </w:p>
     <w:p>
@@ -513,6 +533,16 @@
       <w:r>
         <w:rPr>
           <w:b w:val="0"/>
+          <w:i/>
+          <w:sz w:val="18"/>
+        </w:rPr>
+        <w:t>The definition of "Unissued Pool" in Section 2.19 of the Original OA is conformed to mean the seven-tenths of one percent (0.7%) reserved as shown in the restated Exhibit A above, plus any Percentage Interests subsequently forfeited and reverted to it, available for future grants at the Manager's discretion. All references in the Original OA to the Unissued Pool as "0.3%" are amended accordingly.</w:t>
+      </w:r>
+    </w:p>
+    <w:p>
+      <w:r>
+        <w:rPr>
+          <w:b w:val="0"/>
           <w:i w:val="0"/>
           <w:sz w:val="21"/>
         </w:rPr>
@@ -545,7 +575,7 @@
           <w:i/>
           <w:sz w:val="20"/>
         </w:rPr>
-        <w:t>11.2  Tax Matters. The Company shall be treated as a partnership for U.S. federal income tax purposes under subchapter K of the Internal Revenue Code. No election shall be made by or on behalf of the Company to be treated as an association taxable as a corporation (including no election under Treasury Reg. §301.7701-3 and no election under IRC §1361) without the prior written consent of all Members. The Manager shall serve as the Company's partnership representative under IRC §6223 for partnership audit purposes. The Manager shall cause the preparation and timely filing of all federal, state, and local tax returns (including Form 1065 and Schedule K-1 to each Member) within seventy-five (75) days of each fiscal year-end. All references in this Agreement to S-Corporation status, IRC §1361, IRC §1362, Form 2553, "S-Corp Eligible Person," "S-Corp Eligibility Certification," or similar S-Corporation concepts (including the definition at Section 2.23 and references in Sections 4.5, 8.5, 8.11, 9.1(d), 9.1(e), 11.4(b), 12.4, and 12.5) shall be of no further force or effect. References to members of any Member entity being "S-Corp Eligible Persons" or having to certify eligibility under §12.4 are deleted. The eligibility certifications in Article XII shall be limited to (i) accredited-investor status under Regulation D, and (ii) representations and warranties regarding OIG / SAM exclusion as set forth in Section 9.1(d).</w:t>
+        <w:t>11.2  Tax Matters. The Company shall be treated as a partnership for U.S. federal income tax purposes under subchapter K of the Internal Revenue Code. No election shall be made by or on behalf of the Company to be treated as an association taxable as a corporation (including no election under Treasury Reg. §301.7701-3 and no election under IRC §1361) without the prior written consent of all Members. The Manager shall serve as the Company's partnership representative under IRC §6223 for partnership audit purposes. The Manager shall cause the preparation and timely filing of all federal, state, and local tax returns (including Form 1065 and Schedule K-1 to each Member) within seventy-five (75) days of each fiscal year-end. All references in this Agreement to S-Corporation status, IRC §1361, IRC §1362, Form 2553, "S-Corp Eligible Person," "S-Corp Eligibility Certification," or similar S-Corporation concepts (including the definition at Section 2.23 and references in Sections 4.5, 8.5, 8.11, 9.1(e), 11.4(b), 12.4, and 12.5) shall be of no further force or effect. References to members of any Member entity being "S-Corp Eligible Persons" or having to certify eligibility under §12.4 are deleted. The eligibility certifications in Article XII shall be limited to (i) accredited-investor status under Regulation D, and (ii) representations and warranties regarding OIG / SAM exclusion as set forth in Section 9.1(d).</w:t>
       </w:r>
     </w:p>
     <w:p>
@@ -1074,7 +1104,7 @@
           <w:i w:val="0"/>
           <w:sz w:val="21"/>
         </w:rPr>
-        <w:t>4.2 Vesting - the entire Restricted Interest is at risk. Section 5.2 of the Original OA is amended so that no portion of the Restricted Interest is Vested at the Effective Date and the entire thirteen and three-tenths percent (13.3%) becomes vested and non-forfeitable ("Vested") only as set out below; any portion not yet Vested is "Unvested" and remains subject to forfeiture under Section 4.4. "Continuous Service" means continuous service to the Company or the Acquired Agency as an employee, officer, or manager.</w:t>
+        <w:t>4.2 Vesting - the entire Restricted Interest is at risk. Section 5.2 of the Original OA is amended so that no portion of the Restricted Interest is Vested at the Effective Date and the entire thirteen and three-tenths percent (13.3%) becomes vested and non-forfeitable ("Vested") only as set out below; any portion not yet Vested is "Unvested" and remains subject to forfeiture under Section 4.4. "Continuous Service" means continuous service to the Company or the Acquired Agency as an employee, officer, or manager. All vesting under this Section 4 is measured from the "Vesting Commencement Date," which is the Effective Date of this Amendment; Continuous Service rendered before the Effective Date is not credited toward vesting, and each "anniversary" referenced below means an anniversary of the Vesting Commencement Date.</w:t>
       </w:r>
     </w:p>
     <w:p>
@@ -1322,7 +1352,7 @@
           <w:color w:val="1F3864"/>
           <w:sz w:val="23"/>
         </w:rPr>
-        <w:t>6. Reserved Matters arithmetic (clarification to Section 2.20 of the Original OA)</w:t>
+        <w:t>6. Reserved Matters and voting - conforming amendments (amends Sections 2.20 and 6.2 of the Original OA)</w:t>
       </w:r>
     </w:p>
     <w:p>
@@ -1332,7 +1362,27 @@
           <w:i w:val="0"/>
           <w:sz w:val="21"/>
         </w:rPr>
-        <w:t>For the avoidance of doubt and reflecting the restated cap table in Section 1 of this Amendment, the parties acknowledge that:</w:t>
+        <w:t>6.1 Superseded examples and parentheticals. The illustrative examples and parentheticals in the Original OA that assume the pre-Amendment capitalization are superseded by the restated Exhibit A in Section 1 of this Amendment and are of no further force or effect, including (i) the example in Section 2.20 stating that Adeline &amp; Lilah, LLC holds 60.0% and controls 60 of 100 votes; (ii) the parenthetical in Section 6.2 stating that Adeline &amp; Lilah, LLC holds exactly 60.0% and therefore controls all Reserved Matters votes and that Bullard's consent is not required; and (iii) the dilution examples in Sections 3.10 and 3.14 that assume Bullard holds 25.0%. The sixty percent (60%) Reserved-Matters threshold in Section 6.2 continues in effect and is measured against the restated Percentage Interests (with the Unissued Pool excluded from the denominator under Section 2.20); the parties acknowledge that no single Member holds sixty percent (60%) after this Amendment.</w:t>
+      </w:r>
+    </w:p>
+    <w:p>
+      <w:r>
+        <w:rPr>
+          <w:b w:val="0"/>
+          <w:i w:val="0"/>
+          <w:sz w:val="21"/>
+        </w:rPr>
+        <w:t>6.2 Reserved Matters arithmetic. For the avoidance of doubt and reflecting the restated cap table, the parties acknowledge that:</w:t>
+      </w:r>
+    </w:p>
+    <w:p>
+      <w:r>
+        <w:rPr>
+          <w:b w:val="0"/>
+          <w:i w:val="0"/>
+          <w:sz w:val="21"/>
+        </w:rPr>
+        <w:t xml:space="preserve">  - Unvested Restricted Interests carry full voting rights and are included in the denominator for all votes and consents (subject only to the post-Separation non-voting rule in Section 4.8); accordingly each Equity Grantee votes its full 13.3% even while a portion remains Unvested.</w:t>
       </w:r>
     </w:p>
     <w:p>
@@ -1430,7 +1480,7 @@
           <w:i w:val="0"/>
           <w:sz w:val="21"/>
         </w:rPr>
-        <w:t>Adeline &amp; Lilah, LLC, as the Member holding sixty percent (60.0%) of Percentage Interests under the Original OA (and which, after giving effect to this Amendment, holds 39.9% of Percentage Interests), and James E. Bullard, as the Member whose rights under Sections 4.2, 4.5, 3.15, 6.7, 6.8, 6.9, and Article VIII are subject to consent rights under Section 11.4(a), each consent to the amendments set forth herein. The Members ratify and confirm the Original OA as modified by this Amendment. All provisions of the Original OA not specifically modified by this Amendment remain in full force and effect.</w:t>
+        <w:t>Adeline &amp; Lilah, LLC, as the Member holding sixty percent (60.0%) of Percentage Interests under the Original OA (and which, after giving effect to this Amendment, holds 39.9% of Percentage Interests), and James E. Bullard, as the Member whose rights under Sections 4.2, 4.5, 3.15, 6.7, 6.8, 6.9, and Article VIII are subject to consent rights under Section 11.4(a), each consent to the amendments set forth herein. Because this Amendment affects S-Corporation status and tax matters, it is also approved by the written consent of all Members under Section 11.4(b) of the Original OA, evidenced by the signatures of all Members below; and because it reduces the Percentage Interest of Adeline &amp; Lilah, LLC (from 60.0% to 39.9%) and of James E. Bullard (from 25.0% to 19.5%), each such Member gives its express written consent to that reduction under Section 11.4(c). The Members ratify and confirm the Original OA as modified by this Amendment. All provisions of the Original OA not specifically modified by this Amendment remain in full force and effect.</w:t>
       </w:r>
     </w:p>
     <w:p>

--- a/sba_application/08_entity_documents/OA_Amendment_No_1_DRAFT.docx
+++ b/sba_application/08_entity_documents/OA_Amendment_No_1_DRAFT.docx
@@ -20,7 +20,7 @@
           <w:color w:val="606060"/>
           <w:sz w:val="18"/>
         </w:rPr>
-        <w:t>TYLER HOSPICE HOLD, LLC - A Texas Limited Liability Company</w:t>
+        <w:t>TYLER HOSPICE HOLD, LLC - A Wyoming Limited Liability Company</w:t>
       </w:r>
     </w:p>
     <w:p>
@@ -40,7 +40,7 @@
           <w:color w:val="606060"/>
           <w:sz w:val="18"/>
         </w:rPr>
-        <w:t>DRAFTING NOTE: Per member direction, the agreed changes recorded in this Amendment are to be incorporated into a single Amended and Restated Operating Agreement of Tyler Hospice Hold, LLC, a Texas limited liability company. Confirm before restatement: (i) the Texas certificate-of-formation date and SOS file number, and (ii) that EIN 41-4966640 is the Texas entity's EIN. All prior references to a Wyoming limited liability company, the Wyoming LLC Act, Wyoming registered office/agent, and Wyoming governing law are to be conformed to the Texas Business Organizations Code and Texas law in the restatement (and across the SBA package).</w:t>
+        <w:t>DRAFTING NOTE: Per member direction, the agreed changes recorded in this Amendment are to be incorporated into a single Amended and Restated Operating Agreement of Tyler Hospice Hold, LLC, a Wyoming limited liability company (EIN 41-4966640) that is foreign-qualified to transact business in Texas. The exact legal name must match the Wyoming Certificate of Formation. Separately, the Hickory Membership Interest Purchase Agreement (Rev. 2.00) - which currently names the Buyer as a Texas LLC - must be amended so the Buyer is Tyler Hospice Hold, LLC, a Wyoming limited liability company.</w:t>
       </w:r>
     </w:p>
     <w:p>
@@ -91,7 +91,7 @@
         <w:t xml:space="preserve">Original Operating Agreement (the 'Original OA'):  </w:t>
       </w:r>
       <w:r>
-        <w:t>Operating Agreement of Tyler Hospice HoldCo L.L.C., effective March 2026 (Version 5)</w:t>
+        <w:t>Operating Agreement of Tyler Hospice Hold, LLC, effective March 2026 (Version 5)</w:t>
       </w:r>
     </w:p>
     <w:p>
@@ -1859,7 +1859,7 @@
           <w:color w:val="606060"/>
           <w:sz w:val="16"/>
         </w:rPr>
-        <w:t>Prepared for the SBA 7(a) loan application of Tyler Hospice Hold LLC (dba Azalea Hospice &amp; Palliative Care). Confidential.</w:t>
+        <w:t>Prepared for the SBA 7(a) loan application of Tyler Hospice Hold, LLC (dba Azalea Hospice &amp; Palliative Care). Confidential.</w:t>
       </w:r>
     </w:p>
     <w:sectPr>

--- a/sba_application/08_entity_documents/OA_Amendment_No_1_DRAFT.docx
+++ b/sba_application/08_entity_documents/OA_Amendment_No_1_DRAFT.docx
@@ -40,7 +40,7 @@
           <w:color w:val="606060"/>
           <w:sz w:val="18"/>
         </w:rPr>
-        <w:t>DRAFTING NOTE: Per member direction, the agreed changes recorded in this Amendment are to be incorporated into a single Amended and Restated Operating Agreement of Tyler Hospice Hold, LLC, a Wyoming limited liability company (EIN 41-4966640) that is foreign-qualified to transact business in Texas. The exact legal name must match the Wyoming Certificate of Formation. Separately, the Hickory Membership Interest Purchase Agreement (Rev. 2.00) - which currently names the Buyer as a Texas LLC - must be amended so the Buyer is Tyler Hospice Hold, LLC, a Wyoming limited liability company.</w:t>
+        <w:t>SUPERSEDED - FOR REFERENCE ONLY. The agreed changes recorded in this Amendment have been incorporated into a single Amended and Restated Operating Agreement of Tyler Hospice Hold, LLC (file: Tyler_Hospice_Hold_LLC_AMENDED_and_RESTATED_OA.docx), which is the operative entity document to be executed, together with the single-member Operating Agreement for Hickory Hospice LLC. This Amendment is retained only as a record of the negotiated changes. Tyler Hospice Hold, LLC is a Wyoming limited liability company (EIN 41-4966640) foreign-qualified in Texas; the exact legal name must match the Wyoming Certificate of Formation, and the Hickory MIPA (Rev. 2.00), which names a Texas buyer, must be amended so the Buyer is Tyler Hospice Hold, LLC, a Wyoming limited liability company.</w:t>
       </w:r>
     </w:p>
     <w:p>
@@ -1244,7 +1244,7 @@
           <w:i w:val="0"/>
           <w:sz w:val="21"/>
         </w:rPr>
-        <w:t>4.6 Fair Market Value. "Fair Market Value" of a Vested Interest means its pro-rata share of the Company's equity value - enterprise value less all outstanding indebtedness (including the SBA Loan and any seller financing) - determined as of the last day of the calendar month preceding Separation by an independent qualified appraiser under the appraised-value procedure of Section 3.11 of the Original OA, reflecting appropriate discounts for the interest's minority (non-controlling) and illiquid (lack-of-marketability) character. The Company bears the appraisal cost unless the Equity Grantee disputes it and a second appraisal differs by less than ten percent (10%), in which case the disputing Equity Grantee bears the second appraisal's cost.</w:t>
+        <w:t>4.6 Fair Market Value. "Fair Market Value" of a Vested Interest means its pro-rata share of the Company's equity value - enterprise value less all outstanding indebtedness (including the SBA Loan and the subordinate bank acquisition loan) - determined as of the last day of the calendar month preceding Separation by an independent qualified appraiser under the appraised-value procedure of Section 3.11 of the Original OA, reflecting appropriate discounts for the interest's minority (non-controlling) and illiquid (lack-of-marketability) character. The Company bears the appraisal cost unless the Equity Grantee disputes it and a second appraisal differs by less than ten percent (10%), in which case the disputing Equity Grantee bears the second appraisal's cost.</w:t>
       </w:r>
     </w:p>
     <w:p>
@@ -1323,7 +1323,7 @@
           <w:i w:val="0"/>
           <w:sz w:val="21"/>
         </w:rPr>
-        <w:t>5.2 SBA debt carve-out. Section 6.2(d) of the Original OA (Reserved Matters - incurrence of indebtedness exceeding $500,000.00) is amended by adding the following proviso: "; provided, however, that the Manager may incur, modify, refinance, restructure, prepay, or take any other action with respect to (x) the SBA 7(a) loan made or guaranteed by any participating lender under the U.S. Small Business Administration's 7(a) loan program (the 'SBA Loan'), (y) the Hickory seller financing arising from the acquisition described in Section 3 of Amendment No. 1, and (z) any commercial loan that refinances or replaces (x) or (y), without requiring the consent of Members under this Section 6.2(d), so long as such action is in the ordinary course of operating the Company's hospice business and does not in itself constitute a Change of Control."</w:t>
+        <w:t>5.2 SBA debt carve-out. Section 6.2(d) of the Original OA (Reserved Matters - incurrence of indebtedness exceeding $500,000.00) is amended by adding the following proviso: "; provided, however, that the Manager may incur, modify, refinance, restructure, prepay, or take any other action with respect to (x) the SBA 7(a) loan made or guaranteed by any participating lender under the U.S. Small Business Administration's 7(a) loan program (the 'SBA Loan'), (y) the bank acquisition term loan financing the Hickory acquisition described in Section 3 of Amendment No. 1 (which is subordinate to the SBA Loan), and (z) any commercial loan that refinances or replaces (x) or (y), without requiring the consent of Members under this Section 6.2(d), so long as such action is in the ordinary course of operating the Company's hospice business and does not in itself constitute a Change of Control."</w:t>
       </w:r>
     </w:p>
     <w:p>

--- a/sba_application/08_entity_documents/OA_Amendment_No_1_DRAFT.docx
+++ b/sba_application/08_entity_documents/OA_Amendment_No_1_DRAFT.docx
@@ -120,7 +120,7 @@
           <w:i w:val="0"/>
           <w:sz w:val="21"/>
         </w:rPr>
-        <w:t>The Members and the Manager have determined that certain provisions of the Original OA require amendment to: (i) align the capitalization table with the structure on which the Company's SBA 7(a) financing is being arranged; (ii) align federal income tax treatment with the multi-member ownership of Adeline &amp; Lilah, LLC; (iii) update the change-of-ownership acquisition target reference from Healing Hands Palliative Hospice INC to Hickory Hospice LLC, a Texas limited liability company ("Hickory"); (iv) calibrate Bullard's protective rights to remain consistent with U.S. Small Business Administration ("SBA") Standard Operating Procedure 50 10 8 for minority equity holders in change-of-ownership transactions; (v) coordinate Member governance with the post-closing capital structure; and (vi) strengthen the operator-member Restricted Interests so that the entire 13.3% is at risk and forfeitable until vested - a 4.9% time-vested base plus an 8.4% earn-up portion subject to dual-trigger (time and performance) vesting - with Company repurchase (call) rights on departure. The Members hereby agree to amend the Original OA as set forth below. Capitalized terms used and not otherwise defined have the meanings given in the Original OA.</w:t>
+        <w:t>The Members and the Manager have determined that certain provisions of the Original OA require amendment to: (i) align the capitalization table with the structure on which the Company's SBA 7(a) financing is being arranged; (ii) confirm the Company's election to be taxed as an S corporation under IRC Section 1361; (iii) update the change-of-ownership acquisition target reference from Healing Hands Palliative Hospice INC to Hickory Hospice LLC, a Texas limited liability company ("Hickory"); (iv) calibrate Bullard's protective rights to remain consistent with U.S. Small Business Administration ("SBA") Standard Operating Procedure 50 10 8 for minority equity holders in change-of-ownership transactions; (v) coordinate Member governance with the post-closing capital structure; and (vi) strengthen the operator-member Restricted Interests so that the entire 13.3% is at risk and forfeitable until vested - a 4.9% time-vested base plus an 8.4% earn-up portion subject to dual-trigger (time and performance) vesting - with Company repurchase (call) rights on departure. The Members hereby agree to amend the Original OA as set forth below. Capitalized terms used and not otherwise defined have the meanings given in the Original OA.</w:t>
       </w:r>
     </w:p>
     <w:p>
@@ -222,7 +222,7 @@
               <w:rPr>
                 <w:sz w:val="19"/>
               </w:rPr>
-              <w:t>Adeline &amp; Lilah, LLC</w:t>
+              <w:t>Geoff Schackmann (individual)</w:t>
             </w:r>
           </w:p>
         </w:tc>
@@ -575,7 +575,7 @@
           <w:i/>
           <w:sz w:val="20"/>
         </w:rPr>
-        <w:t>11.2  Tax Matters. The Company shall be treated as a partnership for U.S. federal income tax purposes under subchapter K of the Internal Revenue Code. No election shall be made by or on behalf of the Company to be treated as an association taxable as a corporation (including no election under Treasury Reg. §301.7701-3 and no election under IRC §1361) without the prior written consent of all Members. The Manager shall serve as the Company's partnership representative under IRC §6223 for partnership audit purposes. The Manager shall cause the preparation and timely filing of all federal, state, and local tax returns (including Form 1065 and Schedule K-1 to each Member) within seventy-five (75) days of each fiscal year-end. All references in this Agreement to S-Corporation status, IRC §1361, IRC §1362, Form 2553, "S-Corp Eligible Person," "S-Corp Eligibility Certification," or similar S-Corporation concepts (including the definition at Section 2.23 and references in Sections 4.5, 8.5, 8.11, 9.1(e), 11.4(b), 12.4, and 12.5) shall be of no further force or effect. References to members of any Member entity being "S-Corp Eligible Persons" or having to certify eligibility under §12.4 are deleted. The eligibility certifications in Article XII shall be limited to (i) accredited-investor status under Regulation D, and (ii) representations and warranties regarding OIG / SAM exclusion as set forth in Section 9.1(d).</w:t>
+        <w:t>11.2  Tax Matters. The Company shall elect, and the Manager is authorized and directed to cause the Company to elect, to be treated as an S corporation for U.S. federal income tax purposes under IRC Section 1361 et seq. by timely filing IRS Form 2553 (and any corresponding state elections). The Company shall maintain a single class of stock as required by IRC Section 1361(b)(1)(D), and all distributions shall be made pro rata in proportion to the Members' Percentage Interests. The Manager shall cause the preparation and timely filing of all federal, state, and local tax returns (including Form 1120-S and Schedule K-1 to each Member) within seventy-five (75) days of each fiscal year-end. Each Member represents that it is an eligible S corporation shareholder under IRC Section 1361(b)(1)(B) (an "S-Corp Eligible Person") and shall provide the S-Corp Eligibility Certification required under Article XII. No Member shall transfer any interest, or take any action, that would terminate or jeopardize the Company's S-corporation status without the prior written consent of the Manager.</w:t>
       </w:r>
     </w:p>
     <w:p>
@@ -585,7 +585,17 @@
           <w:i/>
           <w:sz w:val="19"/>
         </w:rPr>
-        <w:t>Effect on Adeline &amp; Lilah, LLC. The Members acknowledge that Adeline &amp; Lilah, LLC is a multi-member Arizona limited liability company taxed as a partnership for federal purposes. This Section 2 of the Amendment removes the prior incompatibility between the S-Corporation election in the Original OA and Adeline &amp; Lilah, LLC's multi-member status.</w:t>
+        <w:t>Direct individual ownership. The Members acknowledge that Geoff Schackmann holds his 39.9% interest directly as an individual (a U.S.-citizen natural person and an eligible S corporation shareholder), so there is no intervening multi-member holding entity that would conflict with the Company's S-corporation election.</w:t>
+      </w:r>
+    </w:p>
+    <w:p>
+      <w:r>
+        <w:rPr>
+          <w:b w:val="0"/>
+          <w:i/>
+          <w:sz w:val="19"/>
+        </w:rPr>
+        <w:t>CPA item - election timing. IRS Form 2553 has not yet been filed. With a Company formation date of March 18, 2026, the on-time S-corporation election window closed on or about June 1, 2026; because that window may have passed, the Company's CPA may need to obtain late-election relief under Rev. Proc. 2013-30. This is flagged as a CPA action item.</w:t>
       </w:r>
     </w:p>
     <w:p>
@@ -1274,7 +1284,7 @@
           <w:i/>
           <w:sz w:val="19"/>
         </w:rPr>
-        <w:t>4.9 Tax; Section 83(b). The Section 83(b) election requirement at Section 5.7 of the Original OA remains in full force. The vesting and repurchase terms of this Section 4 are intended to be consistent with the Company's partnership tax treatment under Section 2 of this Amendment and any intended profits-interest treatment under Rev. Proc. 93-27; each Equity Grantee should consult independent tax counsel. Except as modified by this Section 4, Article V of the Original OA (including Sections 5.4 and 5.7) remains in full force and effect.</w:t>
+        <w:t>4.9 Tax; Section 83(b). The Section 83(b) election requirement at Section 5.7 of the Original OA remains in full force. The vesting and repurchase terms of this Section 4 are intended to be consistent with the Company's S-corporation tax treatment under Section 2 of this Amendment (including the single-class-of-stock and pro-rata-distribution requirements of IRC Section 1361); each Equity Grantee should consult independent tax counsel, including as to maintaining S-corporation eligibility. Except as modified by this Section 4, Article V of the Original OA (including Sections 5.4 and 5.7) remains in full force and effect.</w:t>
       </w:r>
     </w:p>
     <w:p>
@@ -1362,7 +1372,7 @@
           <w:i w:val="0"/>
           <w:sz w:val="21"/>
         </w:rPr>
-        <w:t>6.1 Superseded examples and parentheticals. The illustrative examples and parentheticals in the Original OA that assume the pre-Amendment capitalization are superseded by the restated Exhibit A in Section 1 of this Amendment and are of no further force or effect, including (i) the example in Section 2.20 stating that Adeline &amp; Lilah, LLC holds 60.0% and controls 60 of 100 votes; (ii) the parenthetical in Section 6.2 stating that Adeline &amp; Lilah, LLC holds exactly 60.0% and therefore controls all Reserved Matters votes and that Bullard's consent is not required; and (iii) the dilution examples in Sections 3.10 and 3.14 that assume Bullard holds 25.0%. The sixty percent (60%) Reserved-Matters threshold in Section 6.2 continues in effect and is measured against the restated Percentage Interests (with the Unissued Pool excluded from the denominator under Section 2.20); the parties acknowledge that no single Member holds sixty percent (60%) after this Amendment.</w:t>
+        <w:t>6.1 Superseded examples and parentheticals. The illustrative examples and parentheticals in the Original OA that assume the pre-Amendment capitalization are superseded by the restated Exhibit A in Section 1 of this Amendment and are of no further force or effect, including (i) the example in Section 2.20 stating that Geoff Schackmann holds 60.0% and controls 60 of 100 votes; (ii) the parenthetical in Section 6.2 stating that Geoff Schackmann holds exactly 60.0% and therefore controls all Reserved Matters votes and that Bullard's consent is not required; and (iii) the dilution examples in Sections 3.10 and 3.14 that assume Bullard holds 25.0%. The sixty percent (60%) Reserved-Matters threshold in Section 6.2 continues in effect and is measured against the restated Percentage Interests (with the Unissued Pool excluded from the denominator under Section 2.20); the parties acknowledge that no single Member holds sixty percent (60%) after this Amendment.</w:t>
       </w:r>
     </w:p>
     <w:p>
@@ -1402,7 +1412,7 @@
           <w:i w:val="0"/>
           <w:sz w:val="21"/>
         </w:rPr>
-        <w:t xml:space="preserve">  - Adeline &amp; Lilah, LLC alone holds 39.9% and cannot unilaterally pass a 60% Reserved Matter.</w:t>
+        <w:t xml:space="preserve">  - Geoff Schackmann alone holds 39.9% and cannot unilaterally pass a 60% Reserved Matter.</w:t>
       </w:r>
     </w:p>
     <w:p>
@@ -1412,7 +1422,7 @@
           <w:i w:val="0"/>
           <w:sz w:val="21"/>
         </w:rPr>
-        <w:t xml:space="preserve">  - Adeline &amp; Lilah, LLC may pass a Reserved Matter by combining its 39.9% with the votes of any two (2) Equity Grantees (totaling 66.5%), or with Bullard's 19.5% plus the vote of at least one (1) Equity Grantee (totaling 72.7%).</w:t>
+        <w:t xml:space="preserve">  - Geoff Schackmann may pass a Reserved Matter by combining his 39.9% with the votes of any two (2) Equity Grantees (totaling 66.5%), or with Bullard's 19.5% plus the vote of at least one (1) Equity Grantee (totaling 72.7%).</w:t>
       </w:r>
     </w:p>
     <w:p>
@@ -1422,7 +1432,7 @@
           <w:i w:val="0"/>
           <w:sz w:val="21"/>
         </w:rPr>
-        <w:t xml:space="preserve">  - Bullard does not hold a unilateral veto on Reserved Matters; a Reserved Matter may be passed without his vote if Adeline &amp; Lilah, LLC and at least two (2) Equity Grantees concur.</w:t>
+        <w:t xml:space="preserve">  - Bullard does not hold a unilateral veto on Reserved Matters; a Reserved Matter may be passed without his vote if Geoff Schackmann and at least two (2) Equity Grantees concur.</w:t>
       </w:r>
     </w:p>
     <w:p>
@@ -1480,7 +1490,7 @@
           <w:i w:val="0"/>
           <w:sz w:val="21"/>
         </w:rPr>
-        <w:t>Adeline &amp; Lilah, LLC, as the Member holding sixty percent (60.0%) of Percentage Interests under the Original OA (and which, after giving effect to this Amendment, holds 39.9% of Percentage Interests), and James E. Bullard, as the Member whose rights under Sections 4.2, 4.5, 3.15, 6.7, 6.8, 6.9, and Article VIII are subject to consent rights under Section 11.4(a), each consent to the amendments set forth herein. Because this Amendment affects S-Corporation status and tax matters, it is also approved by the written consent of all Members under Section 11.4(b) of the Original OA, evidenced by the signatures of all Members below; and because it reduces the Percentage Interest of Adeline &amp; Lilah, LLC (from 60.0% to 39.9%) and of James E. Bullard (from 25.0% to 19.5%), each such Member gives its express written consent to that reduction under Section 11.4(c). The Members ratify and confirm the Original OA as modified by this Amendment. All provisions of the Original OA not specifically modified by this Amendment remain in full force and effect.</w:t>
+        <w:t>Geoff Schackmann, as the Member holding sixty percent (60.0%) of Percentage Interests under the Original OA (and who, after giving effect to this Amendment, holds 39.9% of Percentage Interests), and James E. Bullard, as the Member whose rights under Sections 4.2, 4.5, 3.15, 6.7, 6.8, 6.9, and Article VIII are subject to consent rights under Section 11.4(a), each consent to the amendments set forth herein. Because this Amendment affects S-Corporation status and tax matters, it is also approved by the written consent of all Members under Section 11.4(b) of the Original OA, evidenced by the signatures of all Members below; and because it reduces the Percentage Interest of Geoff Schackmann (from 60.0% to 39.9%) and of James E. Bullard (from 25.0% to 19.5%), each such Member gives its express written consent to that reduction under Section 11.4(c). The Members ratify and confirm the Original OA as modified by this Amendment. All provisions of the Original OA not specifically modified by this Amendment remain in full force and effect.</w:t>
       </w:r>
     </w:p>
     <w:p>
@@ -1556,7 +1566,7 @@
           <w:i w:val="0"/>
           <w:sz w:val="21"/>
         </w:rPr>
-        <w:t>MANAGER (individually) — GEOFF SCHACKMANN:</w:t>
+        <w:t>MANAGER — GEOFF SCHACKMANN (individually):</w:t>
       </w:r>
     </w:p>
     <w:p>
@@ -1576,7 +1586,7 @@
           <w:i w:val="0"/>
           <w:sz w:val="21"/>
         </w:rPr>
-        <w:t>Geoff Schackmann, Manager (non-Member capacity)</w:t>
+        <w:t>Geoff Schackmann, Manager</w:t>
       </w:r>
     </w:p>
     <w:p>
@@ -1605,7 +1615,7 @@
           <w:i w:val="0"/>
           <w:sz w:val="21"/>
         </w:rPr>
-        <w:t>MEMBER — ADELINE &amp; LILAH, LLC:</w:t>
+        <w:t>MEMBER — GEOFF SCHACKMANN (individually):</w:t>
       </w:r>
     </w:p>
     <w:p>
@@ -1625,7 +1635,7 @@
           <w:i w:val="0"/>
           <w:sz w:val="21"/>
         </w:rPr>
-        <w:t>By: Geoff Schackmann, Authorized Representative  |  Interest after Amendment: 39.9%</w:t>
+        <w:t>Geoff Schackmann  |  Interest after Amendment: 39.9% (direct individual owner)</w:t>
       </w:r>
     </w:p>
     <w:p>
@@ -1635,6 +1645,16 @@
           <w:i w:val="0"/>
           <w:sz w:val="21"/>
         </w:rPr>
+      </w:r>
+    </w:p>
+    <w:p>
+      <w:r>
+        <w:rPr>
+          <w:b w:val="0"/>
+          <w:i w:val="0"/>
+          <w:sz w:val="21"/>
+        </w:rPr>
+        <w:t>SPOUSAL / COMMUNITY-PROPERTY CONSENT — MARY ELIZABETH BURCHAM:</w:t>
       </w:r>
     </w:p>
     <w:p>
@@ -1654,7 +1674,7 @@
           <w:i w:val="0"/>
           <w:sz w:val="21"/>
         </w:rPr>
-        <w:t>By: Mary Elizabeth Burcham, Authorized Representative (50% member of Adeline &amp; Lilah, LLC)</w:t>
+        <w:t>Mary Elizabeth Burcham, spouse of Geoff Schackmann. I consent to this Amendment and to my spouse's management of the 39.9% interest, which is community property under Arizona law (my community-property interest is approximately 19.95%, under 20%, passive and non-managing). This is a consent only and not a guaranty.</w:t>
       </w:r>
     </w:p>
     <w:p>
